--- a/resources/form_templates/estandar/Formulario_Oferta_Tecnica.docx
+++ b/resources/form_templates/estandar/Formulario_Oferta_Tecnica.docx
@@ -3081,14 +3081,14 @@
           <w:szCs w:val="22"/>
           <w:lang w:val="en-US"/>
         </w:rPr>
-        <w:t xml:space="preserve">[Firma del gerente de su empresa] </w:t>
+        <w:t xml:space="preserve">${img_firma} </w:t>
       </w:r>
       <w:r>
         <w:rPr>
           <w:sz w:val="22"/>
           <w:szCs w:val="22"/>
         </w:rPr>
-        <w:t xml:space="preserve">[Sello de su empresa]</w:t>
+        <w:t xml:space="preserve">${img_sello}</w:t>
       </w:r>
     </w:p>
     <w:p>

--- a/resources/form_templates/estandar/Formulario_Oferta_Tecnica.docx
+++ b/resources/form_templates/estandar/Formulario_Oferta_Tecnica.docx
@@ -472,7 +472,7 @@
           <w:rFonts w:ascii="Arial" w:hAnsi="Arial" w:cs="Arial"/>
           <w:lang w:val="es-DO"/>
         </w:rPr>
-        <w:t xml:space="preserve">18/03/2026</w:t>
+        <w:t xml:space="preserve">${fecha}</w:t>
       </w:r>
     </w:p>
     <w:p>
